--- a/dist/BrentRockwood-CV/BrentRockwood-CV.docx
+++ b/dist/BrentRockwood-CV/BrentRockwood-CV.docx
@@ -2,6 +2,14 @@
 <file path=word/document.xml><?xml version="1.0" encoding="utf-8"?>
 <w:document xmlns:w="http://schemas.openxmlformats.org/wordprocessingml/2006/main" xmlns:m="http://schemas.openxmlformats.org/officeDocument/2006/math" xmlns:r="http://schemas.openxmlformats.org/officeDocument/2006/relationships" xmlns:o="urn:schemas-microsoft-com:office:office" xmlns:v="urn:schemas-microsoft-com:vml" xmlns:w10="urn:schemas-microsoft-com:office:word" xmlns:a="http://schemas.openxmlformats.org/drawingml/2006/main" xmlns:pic="http://schemas.openxmlformats.org/drawingml/2006/picture" xmlns:wp="http://schemas.openxmlformats.org/drawingml/2006/wordprocessingDrawing">
   <w:body>
+    <w:p>
+      <w:pPr>
+        <w:pStyle w:val="Title"/>
+      </w:pPr>
+      <w:r>
+        <w:t xml:space="preserve">Brent Rockwood - CV</w:t>
+      </w:r>
+    </w:p>
     <w:bookmarkStart w:id="24" w:name="brent-rockwood"/>
     <w:p>
       <w:pPr>
@@ -44,71 +52,55 @@
     </w:p>
     <w:p>
       <w:pPr>
-        <w:pStyle w:val="BodyText"/>
+        <w:pStyle w:val="Compact"/>
+        <w:numPr>
+          <w:ilvl w:val="0"/>
+          <w:numId w:val="1001"/>
+        </w:numPr>
       </w:pPr>
       <w:hyperlink r:id="rId10">
         <w:r>
           <w:rPr>
             <w:rStyle w:val="Hyperlink"/>
           </w:rPr>
-          <w:t xml:space="preserve">LinkedIn</w:t>
+          <w:t xml:space="preserve">https://www.linkedin.com/in/brentrockwood/</w:t>
         </w:r>
       </w:hyperlink>
-      <w:r>
-        <w:t xml:space="preserve"> </w:t>
-      </w:r>
-      <w:r>
-        <w:t xml:space="preserve">·</w:t>
-      </w:r>
-      <w:r>
-        <w:t xml:space="preserve"> </w:t>
-      </w:r>
+    </w:p>
+    <w:p>
+      <w:pPr>
+        <w:pStyle w:val="Compact"/>
+        <w:numPr>
+          <w:ilvl w:val="0"/>
+          <w:numId w:val="1001"/>
+        </w:numPr>
+      </w:pPr>
       <w:hyperlink r:id="rId11">
         <w:r>
           <w:rPr>
             <w:rStyle w:val="Hyperlink"/>
           </w:rPr>
-          <w:t xml:space="preserve">GitHub</w:t>
+          <w:t xml:space="preserve">https://github.com/brentrockwood</w:t>
         </w:r>
       </w:hyperlink>
-      <w:r>
-        <w:t xml:space="preserve"> </w:t>
-      </w:r>
-      <w:r>
-        <w:t xml:space="preserve">·</w:t>
-      </w:r>
-      <w:r>
-        <w:t xml:space="preserve"> </w:t>
-      </w:r>
+    </w:p>
+    <w:p>
+      <w:pPr>
+        <w:pStyle w:val="Compact"/>
+        <w:numPr>
+          <w:ilvl w:val="0"/>
+          <w:numId w:val="1001"/>
+        </w:numPr>
+      </w:pPr>
       <w:hyperlink r:id="rId12">
         <w:r>
           <w:rPr>
             <w:rStyle w:val="Hyperlink"/>
           </w:rPr>
-          <w:t xml:space="preserve">Rockwood Lab</w:t>
+          <w:t xml:space="preserve">https://rockwoodlab.com</w:t>
         </w:r>
       </w:hyperlink>
     </w:p>
-    <w:p>
-      <w:pPr>
-        <w:pStyle w:val="BodyText"/>
-      </w:pPr>
-      <w:r>
-        <w:t xml:space="preserve">PDF</w:t>
-      </w:r>
-      <w:r>
-        <w:t xml:space="preserve"> </w:t>
-      </w:r>
-      <w:r>
-        <w:t xml:space="preserve">·</w:t>
-      </w:r>
-      <w:r>
-        <w:t xml:space="preserve"> </w:t>
-      </w:r>
-      <w:r>
-        <w:t xml:space="preserve">Word</w:t>
-      </w:r>
-    </w:p>
     <w:bookmarkStart w:id="13" w:name="summary"/>
     <w:p>
       <w:pPr>
@@ -364,7 +356,7 @@
         <w:pStyle w:val="Compact"/>
         <w:numPr>
           <w:ilvl w:val="0"/>
-          <w:numId w:val="1001"/>
+          <w:numId w:val="1002"/>
         </w:numPr>
       </w:pPr>
       <w:r>
@@ -389,7 +381,7 @@
         <w:pStyle w:val="Compact"/>
         <w:numPr>
           <w:ilvl w:val="0"/>
-          <w:numId w:val="1001"/>
+          <w:numId w:val="1002"/>
         </w:numPr>
       </w:pPr>
       <w:r>
@@ -446,7 +438,7 @@
         <w:pStyle w:val="Compact"/>
         <w:numPr>
           <w:ilvl w:val="0"/>
-          <w:numId w:val="1001"/>
+          <w:numId w:val="1002"/>
         </w:numPr>
       </w:pPr>
       <w:r>
@@ -471,80 +463,80 @@
         <w:pStyle w:val="Compact"/>
         <w:numPr>
           <w:ilvl w:val="1"/>
+          <w:numId w:val="1003"/>
+        </w:numPr>
+      </w:pPr>
+      <w:r>
+        <w:t xml:space="preserve">Porting and adapting frameworks such as Karpathy’s autoresearch and NVIDIA OpenShell/NemoClaw to run on local LLM infrastructure</w:t>
+      </w:r>
+    </w:p>
+    <w:p>
+      <w:pPr>
+        <w:pStyle w:val="Compact"/>
+        <w:numPr>
+          <w:ilvl w:val="1"/>
+          <w:numId w:val="1003"/>
+        </w:numPr>
+      </w:pPr>
+      <w:r>
+        <w:t xml:space="preserve">Designing Python-based ingestion and orchestration pipelines with human-in-the-loop workflows</w:t>
+      </w:r>
+    </w:p>
+    <w:p>
+      <w:pPr>
+        <w:pStyle w:val="Compact"/>
+        <w:numPr>
+          <w:ilvl w:val="1"/>
+          <w:numId w:val="1003"/>
+        </w:numPr>
+      </w:pPr>
+      <w:r>
+        <w:t xml:space="preserve">Agent-assisted documentation and operational co-pilots for complex infrastructure</w:t>
+      </w:r>
+    </w:p>
+    <w:p>
+      <w:pPr>
+        <w:pStyle w:val="Compact"/>
+        <w:numPr>
+          <w:ilvl w:val="1"/>
+          <w:numId w:val="1003"/>
+        </w:numPr>
+      </w:pPr>
+      <w:r>
+        <w:t xml:space="preserve">Vector-database-backed knowledge systems for technical documentation and runbooks</w:t>
+      </w:r>
+    </w:p>
+    <w:p>
+      <w:pPr>
+        <w:pStyle w:val="Compact"/>
+        <w:numPr>
+          <w:ilvl w:val="0"/>
           <w:numId w:val="1002"/>
         </w:numPr>
       </w:pPr>
       <w:r>
-        <w:t xml:space="preserve">Porting and adapting frameworks such as Karpathy’s autoresearch and NVIDIA OpenShell/NemoClaw to run on local LLM infrastructure</w:t>
-      </w:r>
-    </w:p>
-    <w:p>
-      <w:pPr>
-        <w:pStyle w:val="Compact"/>
-        <w:numPr>
-          <w:ilvl w:val="1"/>
+        <w:t xml:space="preserve">Designed and implemented full-stack systems using</w:t>
+      </w:r>
+      <w:r>
+        <w:t xml:space="preserve"> </w:t>
+      </w:r>
+      <w:r>
+        <w:rPr>
+          <w:b/>
+          <w:bCs/>
+        </w:rPr>
+        <w:t xml:space="preserve">React, Node.js, TypeScript, GraphQL, SQL</w:t>
+      </w:r>
+      <w:r>
+        <w:t xml:space="preserve">, and modern CI/CD pipelines.</w:t>
+      </w:r>
+    </w:p>
+    <w:p>
+      <w:pPr>
+        <w:pStyle w:val="Compact"/>
+        <w:numPr>
+          <w:ilvl w:val="0"/>
           <w:numId w:val="1002"/>
-        </w:numPr>
-      </w:pPr>
-      <w:r>
-        <w:t xml:space="preserve">Designing Python-based ingestion and orchestration pipelines with human-in-the-loop workflows</w:t>
-      </w:r>
-    </w:p>
-    <w:p>
-      <w:pPr>
-        <w:pStyle w:val="Compact"/>
-        <w:numPr>
-          <w:ilvl w:val="1"/>
-          <w:numId w:val="1002"/>
-        </w:numPr>
-      </w:pPr>
-      <w:r>
-        <w:t xml:space="preserve">Agent-assisted documentation and operational co-pilots for complex infrastructure</w:t>
-      </w:r>
-    </w:p>
-    <w:p>
-      <w:pPr>
-        <w:pStyle w:val="Compact"/>
-        <w:numPr>
-          <w:ilvl w:val="1"/>
-          <w:numId w:val="1002"/>
-        </w:numPr>
-      </w:pPr>
-      <w:r>
-        <w:t xml:space="preserve">Vector-database-backed knowledge systems for technical documentation and runbooks</w:t>
-      </w:r>
-    </w:p>
-    <w:p>
-      <w:pPr>
-        <w:pStyle w:val="Compact"/>
-        <w:numPr>
-          <w:ilvl w:val="0"/>
-          <w:numId w:val="1001"/>
-        </w:numPr>
-      </w:pPr>
-      <w:r>
-        <w:t xml:space="preserve">Designed and implemented full-stack systems using</w:t>
-      </w:r>
-      <w:r>
-        <w:t xml:space="preserve"> </w:t>
-      </w:r>
-      <w:r>
-        <w:rPr>
-          <w:b/>
-          <w:bCs/>
-        </w:rPr>
-        <w:t xml:space="preserve">React, Node.js, TypeScript, GraphQL, SQL</w:t>
-      </w:r>
-      <w:r>
-        <w:t xml:space="preserve">, and modern CI/CD pipelines.</w:t>
-      </w:r>
-    </w:p>
-    <w:p>
-      <w:pPr>
-        <w:pStyle w:val="Compact"/>
-        <w:numPr>
-          <w:ilvl w:val="0"/>
-          <w:numId w:val="1001"/>
         </w:numPr>
       </w:pPr>
       <w:r>
@@ -622,7 +614,7 @@
         <w:pStyle w:val="Compact"/>
         <w:numPr>
           <w:ilvl w:val="0"/>
-          <w:numId w:val="1003"/>
+          <w:numId w:val="1004"/>
         </w:numPr>
       </w:pPr>
       <w:r>
@@ -650,7 +642,7 @@
         <w:pStyle w:val="Compact"/>
         <w:numPr>
           <w:ilvl w:val="0"/>
-          <w:numId w:val="1003"/>
+          <w:numId w:val="1004"/>
         </w:numPr>
       </w:pPr>
       <w:r>
@@ -694,7 +686,7 @@
         <w:pStyle w:val="Compact"/>
         <w:numPr>
           <w:ilvl w:val="0"/>
-          <w:numId w:val="1003"/>
+          <w:numId w:val="1004"/>
         </w:numPr>
       </w:pPr>
       <w:r>
@@ -719,7 +711,7 @@
         <w:pStyle w:val="Compact"/>
         <w:numPr>
           <w:ilvl w:val="0"/>
-          <w:numId w:val="1003"/>
+          <w:numId w:val="1004"/>
         </w:numPr>
       </w:pPr>
       <w:r>
@@ -744,7 +736,7 @@
         <w:pStyle w:val="Compact"/>
         <w:numPr>
           <w:ilvl w:val="0"/>
-          <w:numId w:val="1003"/>
+          <w:numId w:val="1004"/>
         </w:numPr>
       </w:pPr>
       <w:r>
@@ -822,7 +814,7 @@
         <w:pStyle w:val="Compact"/>
         <w:numPr>
           <w:ilvl w:val="0"/>
-          <w:numId w:val="1004"/>
+          <w:numId w:val="1005"/>
         </w:numPr>
       </w:pPr>
       <w:r>
@@ -847,7 +839,7 @@
         <w:pStyle w:val="Compact"/>
         <w:numPr>
           <w:ilvl w:val="0"/>
-          <w:numId w:val="1004"/>
+          <w:numId w:val="1005"/>
         </w:numPr>
       </w:pPr>
       <w:r>
@@ -859,7 +851,7 @@
         <w:pStyle w:val="Compact"/>
         <w:numPr>
           <w:ilvl w:val="0"/>
-          <w:numId w:val="1004"/>
+          <w:numId w:val="1005"/>
         </w:numPr>
       </w:pPr>
       <w:r>
@@ -871,7 +863,7 @@
         <w:pStyle w:val="Compact"/>
         <w:numPr>
           <w:ilvl w:val="0"/>
-          <w:numId w:val="1004"/>
+          <w:numId w:val="1005"/>
         </w:numPr>
       </w:pPr>
       <w:r>
@@ -933,7 +925,7 @@
         <w:pStyle w:val="Compact"/>
         <w:numPr>
           <w:ilvl w:val="0"/>
-          <w:numId w:val="1005"/>
+          <w:numId w:val="1006"/>
         </w:numPr>
       </w:pPr>
       <w:r>
@@ -958,7 +950,7 @@
         <w:pStyle w:val="Compact"/>
         <w:numPr>
           <w:ilvl w:val="0"/>
-          <w:numId w:val="1005"/>
+          <w:numId w:val="1006"/>
         </w:numPr>
       </w:pPr>
       <w:r>
@@ -970,7 +962,7 @@
         <w:pStyle w:val="Compact"/>
         <w:numPr>
           <w:ilvl w:val="0"/>
-          <w:numId w:val="1005"/>
+          <w:numId w:val="1006"/>
         </w:numPr>
       </w:pPr>
       <w:r>
@@ -982,7 +974,7 @@
         <w:pStyle w:val="Compact"/>
         <w:numPr>
           <w:ilvl w:val="0"/>
-          <w:numId w:val="1005"/>
+          <w:numId w:val="1006"/>
         </w:numPr>
       </w:pPr>
       <w:r>
@@ -1041,7 +1033,7 @@
       <w:pPr>
         <w:numPr>
           <w:ilvl w:val="0"/>
-          <w:numId w:val="1006"/>
+          <w:numId w:val="1007"/>
         </w:numPr>
       </w:pPr>
       <w:r>
@@ -1068,7 +1060,7 @@
       <w:pPr>
         <w:numPr>
           <w:ilvl w:val="0"/>
-          <w:numId w:val="1006"/>
+          <w:numId w:val="1007"/>
         </w:numPr>
       </w:pPr>
       <w:r>
@@ -1095,7 +1087,7 @@
       <w:pPr>
         <w:numPr>
           <w:ilvl w:val="0"/>
-          <w:numId w:val="1006"/>
+          <w:numId w:val="1007"/>
         </w:numPr>
       </w:pPr>
       <w:r>
@@ -1122,7 +1114,7 @@
       <w:pPr>
         <w:numPr>
           <w:ilvl w:val="0"/>
-          <w:numId w:val="1006"/>
+          <w:numId w:val="1007"/>
         </w:numPr>
       </w:pPr>
       <w:r>
@@ -1182,7 +1174,7 @@
         <w:pStyle w:val="Compact"/>
         <w:numPr>
           <w:ilvl w:val="0"/>
-          <w:numId w:val="1007"/>
+          <w:numId w:val="1008"/>
         </w:numPr>
       </w:pPr>
       <w:r>
@@ -1194,75 +1186,99 @@
         <w:pStyle w:val="Compact"/>
         <w:numPr>
           <w:ilvl w:val="1"/>
+          <w:numId w:val="1009"/>
+        </w:numPr>
+      </w:pPr>
+      <w:r>
+        <w:t xml:space="preserve">Quest One Identity Manager (Data Governance Edition)</w:t>
+      </w:r>
+    </w:p>
+    <w:p>
+      <w:pPr>
+        <w:pStyle w:val="Compact"/>
+        <w:numPr>
+          <w:ilvl w:val="1"/>
+          <w:numId w:val="1009"/>
+        </w:numPr>
+      </w:pPr>
+      <w:r>
+        <w:t xml:space="preserve">Quest Group Policy Manager</w:t>
+      </w:r>
+    </w:p>
+    <w:p>
+      <w:pPr>
+        <w:pStyle w:val="Compact"/>
+        <w:numPr>
+          <w:ilvl w:val="1"/>
+          <w:numId w:val="1009"/>
+        </w:numPr>
+      </w:pPr>
+      <w:r>
+        <w:t xml:space="preserve">Quest Archive Manager</w:t>
+      </w:r>
+    </w:p>
+    <w:p>
+      <w:pPr>
+        <w:pStyle w:val="Compact"/>
+        <w:numPr>
+          <w:ilvl w:val="0"/>
           <w:numId w:val="1008"/>
         </w:numPr>
       </w:pPr>
       <w:r>
-        <w:t xml:space="preserve">Quest One Identity Manager (Data Governance Edition)</w:t>
-      </w:r>
-    </w:p>
-    <w:p>
-      <w:pPr>
-        <w:pStyle w:val="Compact"/>
-        <w:numPr>
-          <w:ilvl w:val="1"/>
+        <w:t xml:space="preserve">Implemented backend services</w:t>
+      </w:r>
+      <w:r>
+        <w:t xml:space="preserve"> </w:t>
+      </w:r>
+      <w:r>
+        <w:rPr>
+          <w:b/>
+          <w:bCs/>
+        </w:rPr>
+        <w:t xml:space="preserve">and a Windows kernel minifilter driver</w:t>
+      </w:r>
+      <w:r>
+        <w:t xml:space="preserve"> </w:t>
+      </w:r>
+      <w:r>
+        <w:t xml:space="preserve">to audit and intercept filesystem access.</w:t>
+      </w:r>
+    </w:p>
+    <w:p>
+      <w:pPr>
+        <w:pStyle w:val="Compact"/>
+        <w:numPr>
+          <w:ilvl w:val="0"/>
           <w:numId w:val="1008"/>
         </w:numPr>
       </w:pPr>
       <w:r>
-        <w:t xml:space="preserve">Quest Group Policy Manager</w:t>
-      </w:r>
-    </w:p>
-    <w:p>
-      <w:pPr>
-        <w:pStyle w:val="Compact"/>
-        <w:numPr>
-          <w:ilvl w:val="1"/>
+        <w:t xml:space="preserve">Reverse engineered the Microsoft Group Policy internal structure and implemented an XML-based system to report differences between versions.</w:t>
+      </w:r>
+    </w:p>
+    <w:p>
+      <w:pPr>
+        <w:pStyle w:val="Compact"/>
+        <w:numPr>
+          <w:ilvl w:val="0"/>
           <w:numId w:val="1008"/>
         </w:numPr>
       </w:pPr>
       <w:r>
-        <w:t xml:space="preserve">Quest Archive Manager</w:t>
-      </w:r>
-    </w:p>
-    <w:p>
-      <w:pPr>
-        <w:pStyle w:val="Compact"/>
-        <w:numPr>
-          <w:ilvl w:val="0"/>
-          <w:numId w:val="1007"/>
-        </w:numPr>
-      </w:pPr>
-      <w:r>
-        <w:t xml:space="preserve">Implemented backend services</w:t>
-      </w:r>
-      <w:r>
-        <w:t xml:space="preserve"> </w:t>
-      </w:r>
-      <w:r>
-        <w:rPr>
-          <w:b/>
-          <w:bCs/>
-        </w:rPr>
-        <w:t xml:space="preserve">and a Windows kernel minifilter driver</w:t>
-      </w:r>
-      <w:r>
-        <w:t xml:space="preserve"> </w:t>
-      </w:r>
-      <w:r>
-        <w:t xml:space="preserve">to audit and intercept filesystem access.</w:t>
-      </w:r>
-    </w:p>
-    <w:p>
-      <w:pPr>
-        <w:pStyle w:val="Compact"/>
-        <w:numPr>
-          <w:ilvl w:val="0"/>
-          <w:numId w:val="1007"/>
-        </w:numPr>
-      </w:pPr>
-      <w:r>
         <w:t xml:space="preserve">Managed regression testing, installer packaging, and enterprise deployment tooling.</w:t>
+      </w:r>
+    </w:p>
+    <w:p>
+      <w:pPr>
+        <w:pStyle w:val="Compact"/>
+        <w:numPr>
+          <w:ilvl w:val="0"/>
+          <w:numId w:val="1008"/>
+        </w:numPr>
+      </w:pPr>
+      <w:r>
+        <w:t xml:space="preserve">Worked as a member of a team practicing what was, at the time, the new Agile/Scrum methodology.</w:t>
       </w:r>
     </w:p>
     <w:p>
@@ -1618,6 +1634,9 @@
     <w:abstractNumId w:val="991"/>
   </w:num>
   <w:num w:numId="1008">
+    <w:abstractNumId w:val="991"/>
+  </w:num>
+  <w:num w:numId="1009">
     <w:abstractNumId w:val="991"/>
   </w:num>
 </w:numbering>
